--- a/InstitutoPlantillaEjemplo.docx
+++ b/InstitutoPlantillaEjemplo.docx
@@ -175,12 +175,12 @@
                 <wp:extent cx="2255588" cy="2255588"/>
                 <wp:effectExtent b="0" l="0" r="0" t="0"/>
                 <wp:wrapNone/>
-                <wp:docPr id="1" name="image1.png"/>
+                <wp:docPr id="1" name="image2.png"/>
                 <a:graphic>
                   <a:graphicData uri="http://schemas.openxmlformats.org/drawingml/2006/picture">
                     <pic:pic>
                       <pic:nvPicPr>
-                        <pic:cNvPr id="0" name="image1.png"/>
+                        <pic:cNvPr id="0" name="image2.png"/>
                         <pic:cNvPicPr preferRelativeResize="0"/>
                       </pic:nvPicPr>
                       <pic:blipFill>
@@ -282,12 +282,12 @@
                 <wp:extent cx="9625013" cy="5991225"/>
                 <wp:effectExtent b="0" l="0" r="0" t="0"/>
                 <wp:wrapNone/>
-                <wp:docPr id="2" name="image2.png"/>
+                <wp:docPr id="2" name="image3.png"/>
                 <a:graphic>
                   <a:graphicData uri="http://schemas.openxmlformats.org/drawingml/2006/picture">
                     <pic:pic>
                       <pic:nvPicPr>
-                        <pic:cNvPr id="0" name="image2.png"/>
+                        <pic:cNvPr id="0" name="image3.png"/>
                         <pic:cNvPicPr preferRelativeResize="0"/>
                       </pic:nvPicPr>
                       <pic:blipFill>
@@ -395,6 +395,48 @@
         <w:rPr>
           <w:rtl w:val="0"/>
         </w:rPr>
+      </w:r>
+      <w:r>
+        <w:drawing>
+          <wp:anchor allowOverlap="1" behindDoc="1" distB="114300" distT="114300" distL="114300" distR="114300" hidden="0" layoutInCell="1" locked="0" relativeHeight="0" simplePos="0">
+            <wp:simplePos x="0" y="0"/>
+            <wp:positionH relativeFrom="column">
+              <wp:posOffset>7305675</wp:posOffset>
+            </wp:positionH>
+            <wp:positionV relativeFrom="paragraph">
+              <wp:posOffset>210797</wp:posOffset>
+            </wp:positionV>
+            <wp:extent cx="920068" cy="1391897"/>
+            <wp:effectExtent b="0" l="0" r="0" t="0"/>
+            <wp:wrapNone/>
+            <wp:docPr id="3" name="image1.png"/>
+            <a:graphic>
+              <a:graphicData uri="http://schemas.openxmlformats.org/drawingml/2006/picture">
+                <pic:pic>
+                  <pic:nvPicPr>
+                    <pic:cNvPr id="0" name="image1.png"/>
+                    <pic:cNvPicPr preferRelativeResize="0"/>
+                  </pic:nvPicPr>
+                  <pic:blipFill>
+                    <a:blip r:embed="rId7"/>
+                    <a:srcRect b="0" l="0" r="0" t="0"/>
+                    <a:stretch>
+                      <a:fillRect/>
+                    </a:stretch>
+                  </pic:blipFill>
+                  <pic:spPr>
+                    <a:xfrm>
+                      <a:off x="0" y="0"/>
+                      <a:ext cx="920068" cy="1391897"/>
+                    </a:xfrm>
+                    <a:prstGeom prst="rect"/>
+                    <a:ln/>
+                  </pic:spPr>
+                </pic:pic>
+              </a:graphicData>
+            </a:graphic>
+          </wp:anchor>
+        </w:drawing>
       </w:r>
     </w:p>
     <w:sectPr>
